--- a/docs/evidence/plan2/T2-17/units.docx
+++ b/docs/evidence/plan2/T2-17/units.docx
@@ -41,7 +41,7 @@
         <w:spacing w:after="130"/>
       </w:pPr>
       <w:r>
-        <w:t xml:space="preserve">分析 ID analysis_0278f6f3-1c20-426d-97fc-c6dceb13eb5c；输入修订 R9；状态 已完成</w:t>
+        <w:t xml:space="preserve">分析 ID analysis_87350a25-0fd1-422b-bedf-5de6798cf65b；输入修订 R9；状态 已完成</w:t>
       </w:r>
     </w:p>
     <w:p>
@@ -49,7 +49,7 @@
         <w:spacing w:after="130"/>
       </w:pPr>
       <w:r>
-        <w:t xml:space="preserve">分析时间 2026-10-05T11:24:34Z；报告生成时间 2026-10-05T11:24:34.939Z（ISO 8601）</w:t>
+        <w:t xml:space="preserve">分析时间 2026-10-05T11:43:24Z；报告生成时间 2026-10-05T11:43:24.716Z（ISO 8601）</w:t>
       </w:r>
     </w:p>
     <w:p>
@@ -57,7 +57,7 @@
         <w:spacing w:after="130"/>
       </w:pPr>
       <w:r>
-        <w:t xml:space="preserve">运行来源 formal-model；请求 request_60c5625b-2462-4760-9f75-45d01de9f9dc；实际阶段 模型检查 (2026-10-05T11:24:34Z) → 刚度组装 (2026-10-05T11:24:34Z) → 方程求解 (2026-10-05T11:24:34Z) → 结果恢复 (2026-10-05T11:24:34Z)。</w:t>
+        <w:t xml:space="preserve">运行来源 formal-model；请求 request_809ecda8-811a-449c-a74b-7c1dd7b303fb；实际阶段 模型检查 (2026-10-05T11:43:24Z) → 刚度组装 (2026-10-05T11:43:24Z) → 方程求解 (2026-10-05T11:43:24Z) → 结果恢复 (2026-10-05T11:43:24Z)。</w:t>
       </w:r>
     </w:p>
     <w:p>

--- a/docs/evidence/plan2/T2-17/units.docx
+++ b/docs/evidence/plan2/T2-17/units.docx
@@ -41,7 +41,7 @@
         <w:spacing w:after="130"/>
       </w:pPr>
       <w:r>
-        <w:t xml:space="preserve">分析 ID analysis_87350a25-0fd1-422b-bedf-5de6798cf65b；输入修订 R9；状态 已完成</w:t>
+        <w:t xml:space="preserve">分析 ID analysis_62ef9e61-6cdc-4501-913d-794ce918de69；输入修订 R9；状态 已完成</w:t>
       </w:r>
     </w:p>
     <w:p>
@@ -49,7 +49,7 @@
         <w:spacing w:after="130"/>
       </w:pPr>
       <w:r>
-        <w:t xml:space="preserve">分析时间 2026-10-05T11:43:24Z；报告生成时间 2026-10-05T11:43:24.716Z（ISO 8601）</w:t>
+        <w:t xml:space="preserve">分析时间 2026-10-06T04:32:51Z；报告生成时间 2026-10-06T04:32:51.437Z（ISO 8601）</w:t>
       </w:r>
     </w:p>
     <w:p>
@@ -57,7 +57,7 @@
         <w:spacing w:after="130"/>
       </w:pPr>
       <w:r>
-        <w:t xml:space="preserve">运行来源 formal-model；请求 request_809ecda8-811a-449c-a74b-7c1dd7b303fb；实际阶段 模型检查 (2026-10-05T11:43:24Z) → 刚度组装 (2026-10-05T11:43:24Z) → 方程求解 (2026-10-05T11:43:24Z) → 结果恢复 (2026-10-05T11:43:24Z)。</w:t>
+        <w:t xml:space="preserve">运行来源 formal-model；请求 request_f3d26dfd-2b2e-42b1-9728-7b21177dfb89；实际阶段 模型检查 (2026-10-06T04:32:51Z) → 刚度组装 (2026-10-06T04:32:51Z) → 方程求解 (2026-10-06T04:32:51Z) → 结果恢复 (2026-10-06T04:32:51Z)。</w:t>
       </w:r>
     </w:p>
     <w:p>
@@ -849,6 +849,14 @@
       </w:pPr>
       <w:r>
         <w:t xml:space="preserve">S1 · section_0001：用户自定义参数</w:t>
+      </w:r>
+    </w:p>
+    <w:p>
+      <w:pPr>
+        <w:spacing w:after="130"/>
+      </w:pPr>
+      <w:r>
+        <w:t xml:space="preserve">S1：几何未定义，仅保存力学属性。</w:t>
       </w:r>
     </w:p>
     <w:p>
